--- a/templates/common-paper-cc-by-4.0/common-paper-csa-without-sla/template.docx
+++ b/templates/common-paper-cc-by-4.0/common-paper-csa-without-sla/template.docx
@@ -4499,6 +4499,11 @@
               </w:rPr>
             </w:pPr>
             <w:r>
+              <w:rPr>
+                <w:rFonts w:ascii="Arial" w:eastAsia="Arial" w:hAnsi="Arial" w:cs="Arial"/>
+                <w:sz w:val="18"/>
+                <w:szCs w:val="18"/>
+              </w:rPr>
               <w:t>{provider_signatory_name}</w:t>
             </w:r>
           </w:p>
@@ -4552,6 +4557,11 @@
               </w:rPr>
             </w:pPr>
             <w:r>
+              <w:rPr>
+                <w:rFonts w:ascii="Arial" w:eastAsia="Arial" w:hAnsi="Arial" w:cs="Arial"/>
+                <w:sz w:val="18"/>
+                <w:szCs w:val="18"/>
+              </w:rPr>
               <w:t>{customer_signatory_name}</w:t>
             </w:r>
           </w:p>
@@ -4617,6 +4627,11 @@
               </w:rPr>
             </w:pPr>
             <w:r>
+              <w:rPr>
+                <w:rFonts w:ascii="Arial" w:eastAsia="Arial" w:hAnsi="Arial" w:cs="Arial"/>
+                <w:sz w:val="18"/>
+                <w:szCs w:val="18"/>
+              </w:rPr>
               <w:t>{provider_signatory_title_display}</w:t>
             </w:r>
           </w:p>
@@ -4670,6 +4685,11 @@
               </w:rPr>
             </w:pPr>
             <w:r>
+              <w:rPr>
+                <w:rFonts w:ascii="Arial" w:eastAsia="Arial" w:hAnsi="Arial" w:cs="Arial"/>
+                <w:sz w:val="18"/>
+                <w:szCs w:val="18"/>
+              </w:rPr>
               <w:t>{customer_signatory_title_display}</w:t>
             </w:r>
           </w:p>
@@ -4757,6 +4777,11 @@
               </w:rPr>
             </w:pPr>
             <w:r>
+              <w:rPr>
+                <w:rFonts w:ascii="Arial" w:eastAsia="Arial" w:hAnsi="Arial" w:cs="Arial"/>
+                <w:sz w:val="18"/>
+                <w:szCs w:val="18"/>
+              </w:rPr>
               <w:t>{provider_signatory_email}</w:t>
             </w:r>
           </w:p>
@@ -4810,6 +4835,11 @@
               </w:rPr>
             </w:pPr>
             <w:r>
+              <w:rPr>
+                <w:rFonts w:ascii="Arial" w:eastAsia="Arial" w:hAnsi="Arial" w:cs="Arial"/>
+                <w:sz w:val="18"/>
+                <w:szCs w:val="18"/>
+              </w:rPr>
               <w:t>{customer_signatory_email}</w:t>
             </w:r>
           </w:p>
@@ -10507,6 +10537,11 @@
               </w:rPr>
             </w:pPr>
             <w:r>
+              <w:rPr>
+                <w:rFonts w:ascii="Arial" w:eastAsia="Arial" w:hAnsi="Arial" w:cs="Arial"/>
+                <w:sz w:val="18"/>
+                <w:szCs w:val="18"/>
+              </w:rPr>
               <w:t>{provider_signatory_name}</w:t>
             </w:r>
           </w:p>
@@ -10560,6 +10595,11 @@
               </w:rPr>
             </w:pPr>
             <w:r>
+              <w:rPr>
+                <w:rFonts w:ascii="Arial" w:eastAsia="Arial" w:hAnsi="Arial" w:cs="Arial"/>
+                <w:sz w:val="18"/>
+                <w:szCs w:val="18"/>
+              </w:rPr>
               <w:t>{customer_signatory_name}</w:t>
             </w:r>
           </w:p>
@@ -10625,6 +10665,11 @@
               </w:rPr>
             </w:pPr>
             <w:r>
+              <w:rPr>
+                <w:rFonts w:ascii="Arial" w:eastAsia="Arial" w:hAnsi="Arial" w:cs="Arial"/>
+                <w:sz w:val="18"/>
+                <w:szCs w:val="18"/>
+              </w:rPr>
               <w:t>{provider_signatory_title_display}</w:t>
             </w:r>
           </w:p>
@@ -10678,6 +10723,11 @@
               </w:rPr>
             </w:pPr>
             <w:r>
+              <w:rPr>
+                <w:rFonts w:ascii="Arial" w:eastAsia="Arial" w:hAnsi="Arial" w:cs="Arial"/>
+                <w:sz w:val="18"/>
+                <w:szCs w:val="18"/>
+              </w:rPr>
               <w:t>{customer_signatory_title_display}</w:t>
             </w:r>
           </w:p>
@@ -10765,6 +10815,11 @@
               </w:rPr>
             </w:pPr>
             <w:r>
+              <w:rPr>
+                <w:rFonts w:ascii="Arial" w:eastAsia="Arial" w:hAnsi="Arial" w:cs="Arial"/>
+                <w:sz w:val="18"/>
+                <w:szCs w:val="18"/>
+              </w:rPr>
               <w:t>{provider_signatory_email}</w:t>
             </w:r>
           </w:p>
@@ -10818,6 +10873,11 @@
               </w:rPr>
             </w:pPr>
             <w:r>
+              <w:rPr>
+                <w:rFonts w:ascii="Arial" w:eastAsia="Arial" w:hAnsi="Arial" w:cs="Arial"/>
+                <w:sz w:val="18"/>
+                <w:szCs w:val="18"/>
+              </w:rPr>
               <w:t>{customer_signatory_email}</w:t>
             </w:r>
           </w:p>
